--- a/12_系统验收报告/系统验收报告.docx
+++ b/12_系统验收报告/系统验收报告.docx
@@ -144,19 +144,6 @@
     </w:p>
     <w:p>
       <w:pPr>
-        <w:rPr>
-          <w:color w:val="000000" w:themeColor="text1"/>
-          <w:highlight w:val="none"/>
-          <w14:textFill>
-            <w14:solidFill>
-              <w14:schemeClr w14:val="tx1"/>
-            </w14:solidFill>
-          </w14:textFill>
-        </w:rPr>
-      </w:pPr>
-    </w:p>
-    <w:p>
-      <w:pPr>
         <w:spacing w:before="0" w:after="0" w:line="600" w:lineRule="exact"/>
         <w:ind w:firstLine="703"/>
         <w:jc w:val="both"/>
@@ -185,19 +172,6 @@
         </w:rPr>
         <w:t>项目概况</w:t>
       </w:r>
-    </w:p>
-    <w:p>
-      <w:pPr>
-        <w:rPr>
-          <w:color w:val="000000" w:themeColor="text1"/>
-          <w:highlight w:val="none"/>
-          <w14:textFill>
-            <w14:solidFill>
-              <w14:schemeClr w14:val="tx1"/>
-            </w14:solidFill>
-          </w14:textFill>
-        </w:rPr>
-      </w:pPr>
     </w:p>
     <w:tbl>
       <w:tblPr>
@@ -765,58 +739,6 @@
     </w:tbl>
     <w:p>
       <w:pPr>
-        <w:rPr>
-          <w:color w:val="000000" w:themeColor="text1"/>
-          <w:highlight w:val="none"/>
-          <w14:textFill>
-            <w14:solidFill>
-              <w14:schemeClr w14:val="tx1"/>
-            </w14:solidFill>
-          </w14:textFill>
-        </w:rPr>
-      </w:pPr>
-    </w:p>
-    <w:p>
-      <w:pPr>
-        <w:rPr>
-          <w:color w:val="000000" w:themeColor="text1"/>
-          <w:highlight w:val="none"/>
-          <w14:textFill>
-            <w14:solidFill>
-              <w14:schemeClr w14:val="tx1"/>
-            </w14:solidFill>
-          </w14:textFill>
-        </w:rPr>
-      </w:pPr>
-    </w:p>
-    <w:p>
-      <w:pPr>
-        <w:rPr>
-          <w:color w:val="000000" w:themeColor="text1"/>
-          <w:highlight w:val="none"/>
-          <w14:textFill>
-            <w14:solidFill>
-              <w14:schemeClr w14:val="tx1"/>
-            </w14:solidFill>
-          </w14:textFill>
-        </w:rPr>
-      </w:pPr>
-    </w:p>
-    <w:p>
-      <w:pPr>
-        <w:rPr>
-          <w:color w:val="000000" w:themeColor="text1"/>
-          <w:highlight w:val="none"/>
-          <w14:textFill>
-            <w14:solidFill>
-              <w14:schemeClr w14:val="tx1"/>
-            </w14:solidFill>
-          </w14:textFill>
-        </w:rPr>
-      </w:pPr>
-    </w:p>
-    <w:p>
-      <w:pPr>
         <w:spacing w:before="0" w:after="0" w:line="600" w:lineRule="exact"/>
         <w:ind w:firstLine="703"/>
         <w:jc w:val="both"/>
@@ -845,19 +767,6 @@
         </w:rPr>
         <w:t>主要建设内容</w:t>
       </w:r>
-    </w:p>
-    <w:p>
-      <w:pPr>
-        <w:rPr>
-          <w:color w:val="000000" w:themeColor="text1"/>
-          <w:highlight w:val="none"/>
-          <w14:textFill>
-            <w14:solidFill>
-              <w14:schemeClr w14:val="tx1"/>
-            </w14:solidFill>
-          </w14:textFill>
-        </w:rPr>
-      </w:pPr>
     </w:p>
     <w:p>
       <w:pPr>
@@ -892,19 +801,6 @@
     </w:p>
     <w:p>
       <w:pPr>
-        <w:rPr>
-          <w:color w:val="000000" w:themeColor="text1"/>
-          <w:highlight w:val="none"/>
-          <w14:textFill>
-            <w14:solidFill>
-              <w14:schemeClr w14:val="tx1"/>
-            </w14:solidFill>
-          </w14:textFill>
-        </w:rPr>
-      </w:pPr>
-    </w:p>
-    <w:p>
-      <w:pPr>
         <w:spacing w:before="0" w:after="0" w:line="600" w:lineRule="exact"/>
         <w:ind w:firstLine="703"/>
         <w:jc w:val="both"/>
@@ -933,19 +829,6 @@
         </w:rPr>
         <w:t>数据汇聚系统：接入 15 个业务系统（13 个数据库实例，Oracle / MySQL），共 146 张核心业务表，通过 SeaTunnel 实现每日自动化全量/增量数据同步至 Apache Doris 数据仓库。</w:t>
       </w:r>
-    </w:p>
-    <w:p>
-      <w:pPr>
-        <w:rPr>
-          <w:color w:val="000000" w:themeColor="text1"/>
-          <w:highlight w:val="none"/>
-          <w14:textFill>
-            <w14:solidFill>
-              <w14:schemeClr w14:val="tx1"/>
-            </w14:solidFill>
-          </w14:textFill>
-        </w:rPr>
-      </w:pPr>
     </w:p>
     <w:p>
       <w:pPr>
@@ -980,19 +863,6 @@
     </w:p>
     <w:p>
       <w:pPr>
-        <w:rPr>
-          <w:color w:val="000000" w:themeColor="text1"/>
-          <w:highlight w:val="none"/>
-          <w14:textFill>
-            <w14:solidFill>
-              <w14:schemeClr w14:val="tx1"/>
-            </w14:solidFill>
-          </w14:textFill>
-        </w:rPr>
-      </w:pPr>
-    </w:p>
-    <w:p>
-      <w:pPr>
         <w:spacing w:before="0" w:after="0" w:line="600" w:lineRule="exact"/>
         <w:ind w:firstLine="703"/>
         <w:jc w:val="both"/>
@@ -1021,19 +891,6 @@
         </w:rPr>
         <w:t>调度与监控：基于 DolphinScheduler 实现 400+ 同步任务和校验任务的统一编排，采用 Cron 定时调度，支持任务失败自动告警。</w:t>
       </w:r>
-    </w:p>
-    <w:p>
-      <w:pPr>
-        <w:rPr>
-          <w:color w:val="000000" w:themeColor="text1"/>
-          <w:highlight w:val="none"/>
-          <w14:textFill>
-            <w14:solidFill>
-              <w14:schemeClr w14:val="tx1"/>
-            </w14:solidFill>
-          </w14:textFill>
-        </w:rPr>
-      </w:pPr>
     </w:p>
     <w:p>
       <w:pPr>
@@ -1068,45 +925,6 @@
     </w:p>
     <w:p>
       <w:pPr>
-        <w:rPr>
-          <w:color w:val="000000" w:themeColor="text1"/>
-          <w:highlight w:val="none"/>
-          <w14:textFill>
-            <w14:solidFill>
-              <w14:schemeClr w14:val="tx1"/>
-            </w14:solidFill>
-          </w14:textFill>
-        </w:rPr>
-      </w:pPr>
-    </w:p>
-    <w:p>
-      <w:pPr>
-        <w:rPr>
-          <w:color w:val="000000" w:themeColor="text1"/>
-          <w:highlight w:val="none"/>
-          <w14:textFill>
-            <w14:solidFill>
-              <w14:schemeClr w14:val="tx1"/>
-            </w14:solidFill>
-          </w14:textFill>
-        </w:rPr>
-      </w:pPr>
-    </w:p>
-    <w:p>
-      <w:pPr>
-        <w:rPr>
-          <w:color w:val="000000" w:themeColor="text1"/>
-          <w:highlight w:val="none"/>
-          <w14:textFill>
-            <w14:solidFill>
-              <w14:schemeClr w14:val="tx1"/>
-            </w14:solidFill>
-          </w14:textFill>
-        </w:rPr>
-      </w:pPr>
-    </w:p>
-    <w:p>
-      <w:pPr>
         <w:spacing w:before="0" w:after="0" w:line="600" w:lineRule="exact"/>
         <w:ind w:firstLine="703"/>
         <w:jc w:val="both"/>
@@ -1138,19 +956,6 @@
     </w:p>
     <w:p>
       <w:pPr>
-        <w:rPr>
-          <w:color w:val="000000" w:themeColor="text1"/>
-          <w:highlight w:val="none"/>
-          <w14:textFill>
-            <w14:solidFill>
-              <w14:schemeClr w14:val="tx1"/>
-            </w14:solidFill>
-          </w14:textFill>
-        </w:rPr>
-      </w:pPr>
-    </w:p>
-    <w:p>
-      <w:pPr>
         <w:spacing w:before="0" w:after="0" w:line="600" w:lineRule="exact"/>
         <w:ind w:firstLine="703"/>
         <w:jc w:val="both"/>
@@ -1179,19 +984,6 @@
         </w:rPr>
         <w:t>乙方根据合同已完成数据治理平台一期项目的开发工作，向人民卫生出版社有限公司提供如下文档：</w:t>
       </w:r>
-    </w:p>
-    <w:p>
-      <w:pPr>
-        <w:rPr>
-          <w:color w:val="000000" w:themeColor="text1"/>
-          <w:highlight w:val="none"/>
-          <w14:textFill>
-            <w14:solidFill>
-              <w14:schemeClr w14:val="tx1"/>
-            </w14:solidFill>
-          </w14:textFill>
-        </w:rPr>
-      </w:pPr>
     </w:p>
     <w:tbl>
       <w:tblPr>
@@ -3190,32 +2982,6 @@
     </w:tbl>
     <w:p>
       <w:pPr>
-        <w:rPr>
-          <w:color w:val="000000" w:themeColor="text1"/>
-          <w:highlight w:val="none"/>
-          <w14:textFill>
-            <w14:solidFill>
-              <w14:schemeClr w14:val="tx1"/>
-            </w14:solidFill>
-          </w14:textFill>
-        </w:rPr>
-      </w:pPr>
-    </w:p>
-    <w:p>
-      <w:pPr>
-        <w:rPr>
-          <w:color w:val="000000" w:themeColor="text1"/>
-          <w:highlight w:val="none"/>
-          <w14:textFill>
-            <w14:solidFill>
-              <w14:schemeClr w14:val="tx1"/>
-            </w14:solidFill>
-          </w14:textFill>
-        </w:rPr>
-      </w:pPr>
-    </w:p>
-    <w:p>
-      <w:pPr>
         <w:spacing w:before="0" w:after="0" w:line="600" w:lineRule="exact"/>
         <w:ind w:firstLine="703"/>
         <w:jc w:val="both"/>
@@ -3244,19 +3010,6 @@
         </w:rPr>
         <w:t>项目于2025年11月25日开工，已完成全部数据同步任务部署并上线运行，13 个业务系统 146 张表数据同步稳定，每日自动化校验全部通过，系统运行稳定，达到了设计要求的各项指标。</w:t>
       </w:r>
-    </w:p>
-    <w:p>
-      <w:pPr>
-        <w:rPr>
-          <w:color w:val="000000" w:themeColor="text1"/>
-          <w:highlight w:val="none"/>
-          <w14:textFill>
-            <w14:solidFill>
-              <w14:schemeClr w14:val="tx1"/>
-            </w14:solidFill>
-          </w14:textFill>
-        </w:rPr>
-      </w:pPr>
     </w:p>
     <w:p>
       <w:pPr>
@@ -3291,45 +3044,6 @@
     </w:p>
     <w:p>
       <w:pPr>
-        <w:rPr>
-          <w:color w:val="000000" w:themeColor="text1"/>
-          <w:highlight w:val="none"/>
-          <w14:textFill>
-            <w14:solidFill>
-              <w14:schemeClr w14:val="tx1"/>
-            </w14:solidFill>
-          </w14:textFill>
-        </w:rPr>
-      </w:pPr>
-    </w:p>
-    <w:p>
-      <w:pPr>
-        <w:rPr>
-          <w:color w:val="000000" w:themeColor="text1"/>
-          <w:highlight w:val="none"/>
-          <w14:textFill>
-            <w14:solidFill>
-              <w14:schemeClr w14:val="tx1"/>
-            </w14:solidFill>
-          </w14:textFill>
-        </w:rPr>
-      </w:pPr>
-    </w:p>
-    <w:p>
-      <w:pPr>
-        <w:rPr>
-          <w:color w:val="000000" w:themeColor="text1"/>
-          <w:highlight w:val="none"/>
-          <w14:textFill>
-            <w14:solidFill>
-              <w14:schemeClr w14:val="tx1"/>
-            </w14:solidFill>
-          </w14:textFill>
-        </w:rPr>
-      </w:pPr>
-    </w:p>
-    <w:p>
-      <w:pPr>
         <w:spacing w:before="0" w:after="0" w:line="600" w:lineRule="exact"/>
         <w:ind w:firstLine="703"/>
         <w:jc w:val="both"/>
@@ -3358,19 +3072,6 @@
         </w:rPr>
         <w:t>签字栏</w:t>
       </w:r>
-    </w:p>
-    <w:p>
-      <w:pPr>
-        <w:rPr>
-          <w:color w:val="000000" w:themeColor="text1"/>
-          <w:highlight w:val="none"/>
-          <w14:textFill>
-            <w14:solidFill>
-              <w14:schemeClr w14:val="tx1"/>
-            </w14:solidFill>
-          </w14:textFill>
-        </w:rPr>
-      </w:pPr>
     </w:p>
     <w:tbl>
       <w:tblPr>
@@ -3610,96 +3311,14 @@
           <w:tcPr>
             <w:tcW w:w="4150" w:type="dxa"/>
           </w:tcPr>
-          <w:p>
-            <w:pPr>
-              <w:spacing w:line="600" w:lineRule="exact"/>
-              <w:jc w:val="both"/>
-              <w:rPr>
-                <w:color w:val="000000" w:themeColor="text1"/>
-                <w:highlight w:val="none"/>
-                <w14:textFill>
-                  <w14:solidFill>
-                    <w14:schemeClr w14:val="tx1"/>
-                  </w14:solidFill>
-                </w14:textFill>
-              </w:rPr>
-            </w:pPr>
-          </w:p>
         </w:tc>
         <w:tc>
           <w:tcPr>
             <w:tcW w:w="4150" w:type="dxa"/>
           </w:tcPr>
-          <w:p>
-            <w:pPr>
-              <w:spacing w:line="600" w:lineRule="exact"/>
-              <w:jc w:val="both"/>
-              <w:rPr>
-                <w:color w:val="000000" w:themeColor="text1"/>
-                <w:highlight w:val="none"/>
-                <w14:textFill>
-                  <w14:solidFill>
-                    <w14:schemeClr w14:val="tx1"/>
-                  </w14:solidFill>
-                </w14:textFill>
-              </w:rPr>
-            </w:pPr>
-          </w:p>
         </w:tc>
       </w:tr>
     </w:tbl>
-    <w:p>
-      <w:pPr>
-        <w:rPr>
-          <w:color w:val="000000" w:themeColor="text1"/>
-          <w:highlight w:val="none"/>
-          <w14:textFill>
-            <w14:solidFill>
-              <w14:schemeClr w14:val="tx1"/>
-            </w14:solidFill>
-          </w14:textFill>
-        </w:rPr>
-      </w:pPr>
-    </w:p>
-    <w:p>
-      <w:pPr>
-        <w:rPr>
-          <w:color w:val="000000" w:themeColor="text1"/>
-          <w:highlight w:val="none"/>
-          <w14:textFill>
-            <w14:solidFill>
-              <w14:schemeClr w14:val="tx1"/>
-            </w14:solidFill>
-          </w14:textFill>
-        </w:rPr>
-      </w:pPr>
-    </w:p>
-    <w:p>
-      <w:pPr>
-        <w:rPr>
-          <w:color w:val="000000" w:themeColor="text1"/>
-          <w:highlight w:val="none"/>
-          <w14:textFill>
-            <w14:solidFill>
-              <w14:schemeClr w14:val="tx1"/>
-            </w14:solidFill>
-          </w14:textFill>
-        </w:rPr>
-      </w:pPr>
-    </w:p>
-    <w:p>
-      <w:pPr>
-        <w:rPr>
-          <w:color w:val="000000" w:themeColor="text1"/>
-          <w:highlight w:val="none"/>
-          <w14:textFill>
-            <w14:solidFill>
-              <w14:schemeClr w14:val="tx1"/>
-            </w14:solidFill>
-          </w14:textFill>
-        </w:rPr>
-      </w:pPr>
-    </w:p>
     <w:p>
       <w:pPr>
         <w:spacing w:before="0" w:after="0" w:line="600" w:lineRule="exact"/>
@@ -3733,19 +3352,6 @@
     </w:p>
     <w:p>
       <w:pPr>
-        <w:rPr>
-          <w:color w:val="000000" w:themeColor="text1"/>
-          <w:highlight w:val="none"/>
-          <w14:textFill>
-            <w14:solidFill>
-              <w14:schemeClr w14:val="tx1"/>
-            </w14:solidFill>
-          </w14:textFill>
-        </w:rPr>
-      </w:pPr>
-    </w:p>
-    <w:p>
-      <w:pPr>
         <w:spacing w:before="0" w:after="0" w:line="600" w:lineRule="exact"/>
         <w:ind w:firstLine="703"/>
         <w:jc w:val="both"/>
@@ -3774,19 +3380,6 @@
         </w:rPr>
         <w:t>数据汇聚系统</w:t>
       </w:r>
-    </w:p>
-    <w:p>
-      <w:pPr>
-        <w:rPr>
-          <w:color w:val="000000" w:themeColor="text1"/>
-          <w:highlight w:val="none"/>
-          <w14:textFill>
-            <w14:solidFill>
-              <w14:schemeClr w14:val="tx1"/>
-            </w14:solidFill>
-          </w14:textFill>
-        </w:rPr>
-      </w:pPr>
     </w:p>
     <w:tbl>
       <w:tblPr>
@@ -5082,32 +4675,6 @@
     </w:tbl>
     <w:p>
       <w:pPr>
-        <w:rPr>
-          <w:color w:val="000000" w:themeColor="text1"/>
-          <w:highlight w:val="none"/>
-          <w14:textFill>
-            <w14:solidFill>
-              <w14:schemeClr w14:val="tx1"/>
-            </w14:solidFill>
-          </w14:textFill>
-        </w:rPr>
-      </w:pPr>
-    </w:p>
-    <w:p>
-      <w:pPr>
-        <w:rPr>
-          <w:color w:val="000000" w:themeColor="text1"/>
-          <w:highlight w:val="none"/>
-          <w14:textFill>
-            <w14:solidFill>
-              <w14:schemeClr w14:val="tx1"/>
-            </w14:solidFill>
-          </w14:textFill>
-        </w:rPr>
-      </w:pPr>
-    </w:p>
-    <w:p>
-      <w:pPr>
         <w:spacing w:before="0" w:after="0" w:line="600" w:lineRule="exact"/>
         <w:ind w:firstLine="703"/>
         <w:jc w:val="both"/>
@@ -5136,19 +4703,6 @@
         </w:rPr>
         <w:t>数据湖业务系统</w:t>
       </w:r>
-    </w:p>
-    <w:p>
-      <w:pPr>
-        <w:rPr>
-          <w:color w:val="000000" w:themeColor="text1"/>
-          <w:highlight w:val="none"/>
-          <w14:textFill>
-            <w14:solidFill>
-              <w14:schemeClr w14:val="tx1"/>
-            </w14:solidFill>
-          </w14:textFill>
-        </w:rPr>
-      </w:pPr>
     </w:p>
     <w:tbl>
       <w:tblPr>
@@ -6128,19 +5682,6 @@
     </w:tbl>
     <w:p>
       <w:pPr>
-        <w:rPr>
-          <w:color w:val="000000" w:themeColor="text1"/>
-          <w:highlight w:val="none"/>
-          <w14:textFill>
-            <w14:solidFill>
-              <w14:schemeClr w14:val="tx1"/>
-            </w14:solidFill>
-          </w14:textFill>
-        </w:rPr>
-      </w:pPr>
-    </w:p>
-    <w:p>
-      <w:pPr>
         <w:spacing w:before="0" w:after="0" w:line="600" w:lineRule="exact"/>
         <w:ind w:firstLine="703"/>
         <w:jc w:val="both"/>
@@ -6169,19 +5710,6 @@
         </w:rPr>
         <w:t>接入系统清单</w:t>
       </w:r>
-    </w:p>
-    <w:p>
-      <w:pPr>
-        <w:rPr>
-          <w:color w:val="000000" w:themeColor="text1"/>
-          <w:highlight w:val="none"/>
-          <w14:textFill>
-            <w14:solidFill>
-              <w14:schemeClr w14:val="tx1"/>
-            </w14:solidFill>
-          </w14:textFill>
-        </w:rPr>
-      </w:pPr>
     </w:p>
     <w:tbl>
       <w:tblPr>
@@ -14698,21 +14226,6 @@
         </w:tc>
       </w:tr>
     </w:tbl>
-    <w:p>
-      <w:pPr>
-        <w:spacing w:before="0" w:after="0" w:line="600" w:lineRule="exact"/>
-        <w:jc w:val="both"/>
-        <w:rPr>
-          <w:color w:val="000000" w:themeColor="text1"/>
-          <w:highlight w:val="none"/>
-          <w14:textFill>
-            <w14:solidFill>
-              <w14:schemeClr w14:val="tx1"/>
-            </w14:solidFill>
-          </w14:textFill>
-        </w:rPr>
-      </w:pPr>
-    </w:p>
     <w:sectPr>
       <w:pgSz w:w="11906" w:h="16838"/>
       <w:pgMar w:top="1440" w:right="1803" w:bottom="1440" w:left="1803" w:header="720" w:footer="720" w:gutter="0"/>
